--- a/DMGT/notes/Unit-5_Tree.docx
+++ b/DMGT/notes/Unit-5_Tree.docx
@@ -2848,8 +2848,9 @@
       <w:r>
         <w:t>Meaning:</w:t>
       </w:r>
-    </w:p>
-    <w:p>
+      <w:r>
+        <w:t xml:space="preserve"> </w:t>
+      </w:r>
       <w:r>
         <w:t xml:space="preserve">Distance from </w:t>
       </w:r>
@@ -2896,37 +2897,37 @@
           <w:b/>
           <w:bCs/>
         </w:rPr>
+        <w:t>7️</w:t>
+      </w:r>
+      <w:r>
+        <w:rPr>
+          <w:rFonts w:ascii="Segoe UI Symbol" w:hAnsi="Segoe UI Symbol" w:cs="Segoe UI Symbol"/>
+          <w:b/>
+          <w:bCs/>
+        </w:rPr>
+        <w:t>⃣</w:t>
+      </w:r>
+      <w:r>
+        <w:rPr>
+          <w:b/>
+          <w:bCs/>
+        </w:rPr>
+        <w:t xml:space="preserve"> Ordered Tree</w:t>
+      </w:r>
+    </w:p>
+    <w:p>
+      <w:pPr>
+        <w:rPr>
+          <w:b/>
+          <w:bCs/>
+        </w:rPr>
+      </w:pPr>
+      <w:r>
+        <w:rPr>
+          <w:b/>
+          <w:bCs/>
+        </w:rPr>
         <w:lastRenderedPageBreak/>
-        <w:t>7️</w:t>
-      </w:r>
-      <w:r>
-        <w:rPr>
-          <w:rFonts w:ascii="Segoe UI Symbol" w:hAnsi="Segoe UI Symbol" w:cs="Segoe UI Symbol"/>
-          <w:b/>
-          <w:bCs/>
-        </w:rPr>
-        <w:t>⃣</w:t>
-      </w:r>
-      <w:r>
-        <w:rPr>
-          <w:b/>
-          <w:bCs/>
-        </w:rPr>
-        <w:t xml:space="preserve"> Ordered Tree</w:t>
-      </w:r>
-    </w:p>
-    <w:p>
-      <w:pPr>
-        <w:rPr>
-          <w:b/>
-          <w:bCs/>
-        </w:rPr>
-      </w:pPr>
-      <w:r>
-        <w:rPr>
-          <w:b/>
-          <w:bCs/>
-        </w:rPr>
         <w:t>Definition</w:t>
       </w:r>
       <w:r>
@@ -3342,30 +3343,30 @@
           <w:b/>
           <w:bCs/>
         </w:rPr>
+        <w:t>1️</w:t>
+      </w:r>
+      <w:r>
+        <w:rPr>
+          <w:rFonts w:ascii="Segoe UI Symbol" w:hAnsi="Segoe UI Symbol" w:cs="Segoe UI Symbol"/>
+          <w:b/>
+          <w:bCs/>
+        </w:rPr>
+        <w:t>⃣</w:t>
+      </w:r>
+      <w:r>
+        <w:rPr>
+          <w:b/>
+          <w:bCs/>
+        </w:rPr>
+        <w:t xml:space="preserve"> Binary Tree</w:t>
+      </w:r>
+    </w:p>
+    <w:p>
+      <w:r>
+        <w:rPr>
+          <w:noProof/>
+        </w:rPr>
         <w:lastRenderedPageBreak/>
-        <w:t>1️</w:t>
-      </w:r>
-      <w:r>
-        <w:rPr>
-          <w:rFonts w:ascii="Segoe UI Symbol" w:hAnsi="Segoe UI Symbol" w:cs="Segoe UI Symbol"/>
-          <w:b/>
-          <w:bCs/>
-        </w:rPr>
-        <w:t>⃣</w:t>
-      </w:r>
-      <w:r>
-        <w:rPr>
-          <w:b/>
-          <w:bCs/>
-        </w:rPr>
-        <w:t xml:space="preserve"> Binary Tree</w:t>
-      </w:r>
-    </w:p>
-    <w:p>
-      <w:r>
-        <w:rPr>
-          <w:noProof/>
-        </w:rPr>
         <mc:AlternateContent>
           <mc:Choice Requires="wps">
             <w:drawing>
@@ -3755,7 +3756,6 @@
               <w:spacing w:after="160" w:line="259" w:lineRule="auto"/>
             </w:pPr>
             <w:r>
-              <w:lastRenderedPageBreak/>
               <w:t>Internal node</w:t>
             </w:r>
           </w:p>
@@ -3791,6 +3791,7 @@
               <w:spacing w:after="160" w:line="259" w:lineRule="auto"/>
             </w:pPr>
             <w:r>
+              <w:lastRenderedPageBreak/>
               <w:t>Leaf node</w:t>
             </w:r>
           </w:p>
@@ -7975,7 +7976,30 @@
           <w:b/>
           <w:bCs/>
         </w:rPr>
-        <w:t>Important Theorem</w:t>
+        <w:t xml:space="preserve">Important </w:t>
+      </w:r>
+      <w:proofErr w:type="spellStart"/>
+      <w:r>
+        <w:rPr>
+          <w:b/>
+          <w:bCs/>
+        </w:rPr>
+        <w:t>Theore</w:t>
+      </w:r>
+      <w:proofErr w:type="spellEnd"/>
+      <w:r>
+        <w:rPr>
+          <w:b/>
+          <w:bCs/>
+        </w:rPr>
+        <w:t xml:space="preserve"> </w:t>
+      </w:r>
+      <w:r>
+        <w:rPr>
+          <w:b/>
+          <w:bCs/>
+        </w:rPr>
+        <w:t>m</w:t>
       </w:r>
     </w:p>
     <w:p>
@@ -11070,7 +11094,16 @@
         </w:numPr>
       </w:pPr>
       <w:r>
-        <w:t xml:space="preserve">Add that edge and the new vertex to the </w:t>
+        <w:t>Add that edge and</w:t>
+      </w:r>
+      <w:r>
+        <w:t xml:space="preserve"> </w:t>
+      </w:r>
+      <w:r>
+        <w:t xml:space="preserve">   </w:t>
+      </w:r>
+      <w:r>
+        <w:t xml:space="preserve">new vertex to the </w:t>
       </w:r>
       <w:r>
         <w:rPr>
@@ -11439,7 +11472,7 @@
     </w:p>
     <w:p>
       <w:r>
-        <w:t xml:space="preserve">n−1n - 1n−1 </w:t>
+        <w:t>n−1</w:t>
       </w:r>
     </w:p>
     <w:p>
@@ -13356,7 +13389,7 @@
     <w:p>
       <w:r>
         <w:pict w14:anchorId="191623F6">
-          <v:rect id="_x0000_i1152" style="width:0;height:1.5pt" o:hralign="center" o:hrstd="t" o:hr="t" fillcolor="#a0a0a0" stroked="f"/>
+          <v:rect id="_x0000_i1104" style="width:0;height:1.5pt" o:hralign="center" o:hrstd="t" o:hr="t" fillcolor="#a0a0a0" stroked="f"/>
         </w:pict>
       </w:r>
     </w:p>
@@ -13459,7 +13492,7 @@
     <w:p>
       <w:r>
         <w:pict w14:anchorId="016E4E5E">
-          <v:rect id="_x0000_i1153" style="width:0;height:1.5pt" o:hralign="center" o:hrstd="t" o:hr="t" fillcolor="#a0a0a0" stroked="f"/>
+          <v:rect id="_x0000_i1105" style="width:0;height:1.5pt" o:hralign="center" o:hrstd="t" o:hr="t" fillcolor="#a0a0a0" stroked="f"/>
         </w:pict>
       </w:r>
     </w:p>
@@ -13552,7 +13585,7 @@
     <w:p>
       <w:r>
         <w:pict w14:anchorId="7FC10FE3">
-          <v:rect id="_x0000_i1154" style="width:0;height:1.5pt" o:hralign="center" o:hrstd="t" o:hr="t" fillcolor="#a0a0a0" stroked="f"/>
+          <v:rect id="_x0000_i1106" style="width:0;height:1.5pt" o:hralign="center" o:hrstd="t" o:hr="t" fillcolor="#a0a0a0" stroked="f"/>
         </w:pict>
       </w:r>
     </w:p>
@@ -13644,7 +13677,7 @@
     <w:p>
       <w:r>
         <w:pict w14:anchorId="2C8B69F5">
-          <v:rect id="_x0000_i1155" style="width:0;height:1.5pt" o:hralign="center" o:hrstd="t" o:hr="t" fillcolor="#a0a0a0" stroked="f"/>
+          <v:rect id="_x0000_i1107" style="width:0;height:1.5pt" o:hralign="center" o:hrstd="t" o:hr="t" fillcolor="#a0a0a0" stroked="f"/>
         </w:pict>
       </w:r>
     </w:p>
@@ -13779,7 +13812,7 @@
     <w:p>
       <w:r>
         <w:pict w14:anchorId="7B6CAFFF">
-          <v:rect id="_x0000_i1156" style="width:0;height:1.5pt" o:hralign="center" o:hrstd="t" o:hr="t" fillcolor="#a0a0a0" stroked="f"/>
+          <v:rect id="_x0000_i1108" style="width:0;height:1.5pt" o:hralign="center" o:hrstd="t" o:hr="t" fillcolor="#a0a0a0" stroked="f"/>
         </w:pict>
       </w:r>
     </w:p>
@@ -13851,7 +13884,7 @@
     <w:p>
       <w:r>
         <w:pict w14:anchorId="13A8BB3B">
-          <v:rect id="_x0000_i1157" style="width:0;height:1.5pt" o:hralign="center" o:hrstd="t" o:hr="t" fillcolor="#a0a0a0" stroked="f"/>
+          <v:rect id="_x0000_i1109" style="width:0;height:1.5pt" o:hralign="center" o:hrstd="t" o:hr="t" fillcolor="#a0a0a0" stroked="f"/>
         </w:pict>
       </w:r>
     </w:p>
@@ -13904,7 +13937,6 @@
       <w:r>
         <w:t xml:space="preserve">Reachable set of </w:t>
       </w:r>
-      <w:proofErr w:type="gramStart"/>
       <w:r>
         <w:rPr>
           <w:b/>
@@ -13912,7 +13944,6 @@
         </w:rPr>
         <w:t>A</w:t>
       </w:r>
-      <w:proofErr w:type="gramEnd"/>
     </w:p>
     <w:p>
       <w:r>
@@ -13926,7 +13957,6 @@
       <w:r>
         <w:t xml:space="preserve">Reachable set of </w:t>
       </w:r>
-      <w:proofErr w:type="gramStart"/>
       <w:r>
         <w:rPr>
           <w:b/>
@@ -13934,7 +13964,6 @@
         </w:rPr>
         <w:t>B</w:t>
       </w:r>
-      <w:proofErr w:type="gramEnd"/>
     </w:p>
     <w:p>
       <w:r>
@@ -13945,7 +13974,6 @@
       <w:r>
         <w:t xml:space="preserve">Reachable set of </w:t>
       </w:r>
-      <w:proofErr w:type="gramStart"/>
       <w:r>
         <w:rPr>
           <w:b/>
@@ -13953,7 +13981,6 @@
         </w:rPr>
         <w:t>C</w:t>
       </w:r>
-      <w:proofErr w:type="gramEnd"/>
     </w:p>
     <w:p>
       <w:pPr>
@@ -14084,7 +14111,7 @@
     <w:p>
       <w:r>
         <w:pict w14:anchorId="57F8DAB5">
-          <v:rect id="_x0000_i1230" style="width:0;height:1.5pt" o:hralign="center" o:hrstd="t" o:hr="t" fillcolor="#a0a0a0" stroked="f"/>
+          <v:rect id="_x0000_i1110" style="width:0;height:1.5pt" o:hralign="center" o:hrstd="t" o:hr="t" fillcolor="#a0a0a0" stroked="f"/>
         </w:pict>
       </w:r>
     </w:p>
@@ -14200,7 +14227,7 @@
     <w:p>
       <w:r>
         <w:pict w14:anchorId="00EB4154">
-          <v:rect id="_x0000_i1231" style="width:0;height:1.5pt" o:hralign="center" o:hrstd="t" o:hr="t" fillcolor="#a0a0a0" stroked="f"/>
+          <v:rect id="_x0000_i1111" style="width:0;height:1.5pt" o:hralign="center" o:hrstd="t" o:hr="t" fillcolor="#a0a0a0" stroked="f"/>
         </w:pict>
       </w:r>
     </w:p>
@@ -14317,7 +14344,7 @@
     <w:p>
       <w:r>
         <w:pict w14:anchorId="5C35D262">
-          <v:rect id="_x0000_i1232" style="width:0;height:1.5pt" o:hralign="center" o:hrstd="t" o:hr="t" fillcolor="#a0a0a0" stroked="f"/>
+          <v:rect id="_x0000_i1112" style="width:0;height:1.5pt" o:hralign="center" o:hrstd="t" o:hr="t" fillcolor="#a0a0a0" stroked="f"/>
         </w:pict>
       </w:r>
     </w:p>
@@ -14502,7 +14529,7 @@
     <w:p>
       <w:r>
         <w:pict w14:anchorId="17D4F384">
-          <v:rect id="_x0000_i1233" style="width:0;height:1.5pt" o:hralign="center" o:hrstd="t" o:hr="t" fillcolor="#a0a0a0" stroked="f"/>
+          <v:rect id="_x0000_i1113" style="width:0;height:1.5pt" o:hralign="center" o:hrstd="t" o:hr="t" fillcolor="#a0a0a0" stroked="f"/>
         </w:pict>
       </w:r>
     </w:p>
@@ -14692,7 +14719,7 @@
     <w:p>
       <w:r>
         <w:pict w14:anchorId="5F8EBBD5">
-          <v:rect id="_x0000_i1234" style="width:0;height:1.5pt" o:hralign="center" o:hrstd="t" o:hr="t" fillcolor="#a0a0a0" stroked="f"/>
+          <v:rect id="_x0000_i1114" style="width:0;height:1.5pt" o:hralign="center" o:hrstd="t" o:hr="t" fillcolor="#a0a0a0" stroked="f"/>
         </w:pict>
       </w:r>
     </w:p>
@@ -14751,7 +14778,7 @@
       <w:r>
         <w:lastRenderedPageBreak/>
         <w:pict w14:anchorId="01C8D304">
-          <v:rect id="_x0000_i1235" style="width:0;height:1.5pt" o:hralign="center" o:hrstd="t" o:hr="t" fillcolor="#a0a0a0" stroked="f"/>
+          <v:rect id="_x0000_i1115" style="width:0;height:1.5pt" o:hralign="center" o:hrstd="t" o:hr="t" fillcolor="#a0a0a0" stroked="f"/>
         </w:pict>
       </w:r>
     </w:p>
@@ -14848,7 +14875,7 @@
     <w:p>
       <w:r>
         <w:pict w14:anchorId="105404DE">
-          <v:rect id="_x0000_i1236" style="width:0;height:1.5pt" o:hralign="center" o:hrstd="t" o:hr="t" fillcolor="#a0a0a0" stroked="f"/>
+          <v:rect id="_x0000_i1116" style="width:0;height:1.5pt" o:hralign="center" o:hrstd="t" o:hr="t" fillcolor="#a0a0a0" stroked="f"/>
         </w:pict>
       </w:r>
     </w:p>
@@ -14941,7 +14968,7 @@
     <w:p>
       <w:r>
         <w:pict w14:anchorId="024B65E9">
-          <v:rect id="_x0000_i1237" style="width:0;height:1.5pt" o:hralign="center" o:hrstd="t" o:hr="t" fillcolor="#a0a0a0" stroked="f"/>
+          <v:rect id="_x0000_i1117" style="width:0;height:1.5pt" o:hralign="center" o:hrstd="t" o:hr="t" fillcolor="#a0a0a0" stroked="f"/>
         </w:pict>
       </w:r>
     </w:p>
@@ -15020,7 +15047,7 @@
     <w:p>
       <w:r>
         <w:pict w14:anchorId="21915B09">
-          <v:rect id="_x0000_i1238" style="width:0;height:1.5pt" o:hralign="center" o:hrstd="t" o:hr="t" fillcolor="#a0a0a0" stroked="f"/>
+          <v:rect id="_x0000_i1118" style="width:0;height:1.5pt" o:hralign="center" o:hrstd="t" o:hr="t" fillcolor="#a0a0a0" stroked="f"/>
         </w:pict>
       </w:r>
     </w:p>
@@ -15253,7 +15280,7 @@
     <w:p>
       <w:r>
         <w:pict w14:anchorId="73363A36">
-          <v:rect id="_x0000_i1281" style="width:0;height:1.5pt" o:hralign="center" o:hrstd="t" o:hr="t" fillcolor="#a0a0a0" stroked="f"/>
+          <v:rect id="_x0000_i1119" style="width:0;height:1.5pt" o:hralign="center" o:hrstd="t" o:hr="t" fillcolor="#a0a0a0" stroked="f"/>
         </w:pict>
       </w:r>
     </w:p>
@@ -15305,7 +15332,7 @@
     <w:p>
       <w:r>
         <w:pict w14:anchorId="02641418">
-          <v:rect id="_x0000_i1282" style="width:0;height:1.5pt" o:hralign="center" o:hrstd="t" o:hr="t" fillcolor="#a0a0a0" stroked="f"/>
+          <v:rect id="_x0000_i1120" style="width:0;height:1.5pt" o:hralign="center" o:hrstd="t" o:hr="t" fillcolor="#a0a0a0" stroked="f"/>
         </w:pict>
       </w:r>
     </w:p>
@@ -15625,13 +15652,7 @@
             <w:rPr>
               <w:rFonts w:ascii="Cambria Math" w:hAnsi="Cambria Math"/>
             </w:rPr>
-            <m:t>1 + 1</m:t>
-          </m:r>
-          <m:r>
-            <w:rPr>
-              <w:rFonts w:ascii="Cambria Math" w:hAnsi="Cambria Math"/>
-            </w:rPr>
-            <m:t xml:space="preserve"> </m:t>
+            <m:t xml:space="preserve">1 + 1 </m:t>
           </m:r>
         </m:oMath>
       </m:oMathPara>
@@ -15677,7 +15698,7 @@
     <w:p>
       <w:r>
         <w:pict w14:anchorId="5463948A">
-          <v:rect id="_x0000_i1283" style="width:0;height:1.5pt" o:hralign="center" o:hrstd="t" o:hr="t" fillcolor="#a0a0a0" stroked="f"/>
+          <v:rect id="_x0000_i1121" style="width:0;height:1.5pt" o:hralign="center" o:hrstd="t" o:hr="t" fillcolor="#a0a0a0" stroked="f"/>
         </w:pict>
       </w:r>
     </w:p>
@@ -15724,7 +15745,7 @@
     <w:p>
       <w:r>
         <w:pict w14:anchorId="0B465857">
-          <v:rect id="_x0000_i1284" style="width:0;height:1.5pt" o:hralign="center" o:hrstd="t" o:hr="t" fillcolor="#a0a0a0" stroked="f"/>
+          <v:rect id="_x0000_i1122" style="width:0;height:1.5pt" o:hralign="center" o:hrstd="t" o:hr="t" fillcolor="#a0a0a0" stroked="f"/>
         </w:pict>
       </w:r>
     </w:p>
@@ -15882,7 +15903,7 @@
     <w:p>
       <w:r>
         <w:pict w14:anchorId="52934168">
-          <v:rect id="_x0000_i1328" style="width:0;height:1.5pt" o:hralign="center" o:hrstd="t" o:hr="t" fillcolor="#a0a0a0" stroked="f"/>
+          <v:rect id="_x0000_i1123" style="width:0;height:1.5pt" o:hralign="center" o:hrstd="t" o:hr="t" fillcolor="#a0a0a0" stroked="f"/>
         </w:pict>
       </w:r>
     </w:p>
@@ -15934,7 +15955,7 @@
     <w:p>
       <w:r>
         <w:pict w14:anchorId="7641080C">
-          <v:rect id="_x0000_i1329" style="width:0;height:1.5pt" o:hralign="center" o:hrstd="t" o:hr="t" fillcolor="#a0a0a0" stroked="f"/>
+          <v:rect id="_x0000_i1124" style="width:0;height:1.5pt" o:hralign="center" o:hrstd="t" o:hr="t" fillcolor="#a0a0a0" stroked="f"/>
         </w:pict>
       </w:r>
     </w:p>
@@ -16077,7 +16098,7 @@
     <w:p>
       <w:r>
         <w:pict w14:anchorId="37DEA953">
-          <v:rect id="_x0000_i1330" style="width:0;height:1.5pt" o:hralign="center" o:hrstd="t" o:hr="t" fillcolor="#a0a0a0" stroked="f"/>
+          <v:rect id="_x0000_i1125" style="width:0;height:1.5pt" o:hralign="center" o:hrstd="t" o:hr="t" fillcolor="#a0a0a0" stroked="f"/>
         </w:pict>
       </w:r>
     </w:p>
@@ -16114,7 +16135,7 @@
     <w:p>
       <w:r>
         <w:pict w14:anchorId="74129D75">
-          <v:rect id="_x0000_i1331" style="width:0;height:1.5pt" o:hralign="center" o:hrstd="t" o:hr="t" fillcolor="#a0a0a0" stroked="f"/>
+          <v:rect id="_x0000_i1126" style="width:0;height:1.5pt" o:hralign="center" o:hrstd="t" o:hr="t" fillcolor="#a0a0a0" stroked="f"/>
         </w:pict>
       </w:r>
     </w:p>
@@ -16245,7 +16266,7 @@
     <w:p>
       <w:r>
         <w:pict w14:anchorId="2469CAD1">
-          <v:rect id="_x0000_i1378" style="width:0;height:1.5pt" o:hralign="center" o:hrstd="t" o:hr="t" fillcolor="#a0a0a0" stroked="f"/>
+          <v:rect id="_x0000_i1127" style="width:0;height:1.5pt" o:hralign="center" o:hrstd="t" o:hr="t" fillcolor="#a0a0a0" stroked="f"/>
         </w:pict>
       </w:r>
     </w:p>
@@ -16621,7 +16642,7 @@
     <w:p>
       <w:r>
         <w:pict w14:anchorId="6BA1D9B9">
-          <v:rect id="_x0000_i1380" style="width:0;height:1.5pt" o:hralign="center" o:hrstd="t" o:hr="t" fillcolor="#a0a0a0" stroked="f"/>
+          <v:rect id="_x0000_i1128" style="width:0;height:1.5pt" o:hralign="center" o:hrstd="t" o:hr="t" fillcolor="#a0a0a0" stroked="f"/>
         </w:pict>
       </w:r>
     </w:p>
@@ -16707,19 +16728,7 @@
             <w:rPr>
               <w:rFonts w:ascii="Cambria Math" w:hAnsi="Cambria Math"/>
             </w:rPr>
-            <m:t> </m:t>
-          </m:r>
-          <m:r>
-            <w:rPr>
-              <w:rFonts w:ascii="Cambria Math" w:hAnsi="Cambria Math"/>
-            </w:rPr>
-            <m:t>OR</m:t>
-          </m:r>
-          <m:r>
-            <w:rPr>
-              <w:rFonts w:ascii="Cambria Math" w:hAnsi="Cambria Math"/>
-            </w:rPr>
-            <m:t> </m:t>
+            <m:t> OR </m:t>
           </m:r>
           <m:d>
             <m:dPr>
@@ -16867,7 +16876,7 @@
     <w:p>
       <w:r>
         <w:pict w14:anchorId="3B2A8438">
-          <v:rect id="_x0000_i1381" style="width:0;height:1.5pt" o:hralign="center" o:hrstd="t" o:hr="t" fillcolor="#a0a0a0" stroked="f"/>
+          <v:rect id="_x0000_i1129" style="width:0;height:1.5pt" o:hralign="center" o:hrstd="t" o:hr="t" fillcolor="#a0a0a0" stroked="f"/>
         </w:pict>
       </w:r>
     </w:p>
@@ -16919,7 +16928,7 @@
     <w:p>
       <w:r>
         <w:pict w14:anchorId="691F357A">
-          <v:rect id="_x0000_i1382" style="width:0;height:1.5pt" o:hralign="center" o:hrstd="t" o:hr="t" fillcolor="#a0a0a0" stroked="f"/>
+          <v:rect id="_x0000_i1130" style="width:0;height:1.5pt" o:hralign="center" o:hrstd="t" o:hr="t" fillcolor="#a0a0a0" stroked="f"/>
         </w:pict>
       </w:r>
     </w:p>
@@ -22248,6 +22257,7 @@
   <w:style w:type="character" w:default="1" w:styleId="DefaultParagraphFont">
     <w:name w:val="Default Paragraph Font"/>
     <w:uiPriority w:val="1"/>
+    <w:semiHidden/>
     <w:unhideWhenUsed/>
   </w:style>
   <w:style w:type="table" w:default="1" w:styleId="TableNormal">
